--- a/docx/dynamic-code-docs/Get-OneViewServerTarget.docx
+++ b/docx/dynamic-code-docs/Get-OneViewServerTarget.docx
@@ -137,7 +137,52 @@
         <w:pStyle w:val="FirstParagraph"/>
       </w:pPr>
       <w:r>
-        <w:t xml:space="preserve">Sends a query against the OneView /rest/server-hardware endpoint and returns a normalized hashtable describing the server. Validates health (must be OK) and tolerates power state Off or On. STRICT SINGLE-SERVER: this command must resolve to exactly one server. A query that matches more than one server is a hard failure (Success=$false) rather than a warning - it never silently picks the first match, because it underpins destructive operations (ISO attach/deploy, reboot, OS build). Connection to the appliance is handled by the shared Resolve-OneViewSession helper (prompts for the host/credentials when needed) and the session persists; this command never disconnects.</w:t>
+        <w:t xml:space="preserve">Sends a query against the OneView /rest/server-hardware endpoint and returns a normalized hashtable describing the server. Validates health (must be OK) and tolerates power state Off or On. Reports the server’s maintenance-mode state from the OneView</w:t>
+      </w:r>
+      <w:r>
+        <w:t xml:space="preserve"> </w:t>
+      </w:r>
+      <w:r>
+        <w:rPr>
+          <w:rStyle w:val="VerbatimChar"/>
+        </w:rPr>
+        <w:t xml:space="preserve">maintenanceMode</w:t>
+      </w:r>
+      <w:r>
+        <w:t xml:space="preserve"> </w:t>
+      </w:r>
+      <w:r>
+        <w:t xml:space="preserve">property (</w:t>
+      </w:r>
+      <w:r>
+        <w:rPr>
+          <w:rStyle w:val="VerbatimChar"/>
+        </w:rPr>
+        <w:t xml:space="preserve">On</w:t>
+      </w:r>
+      <w:r>
+        <w:t xml:space="preserve">/</w:t>
+      </w:r>
+      <w:r>
+        <w:rPr>
+          <w:rStyle w:val="VerbatimChar"/>
+        </w:rPr>
+        <w:t xml:space="preserve">Off</w:t>
+      </w:r>
+      <w:r>
+        <w:t xml:space="preserve">), normalized to Yes/No in</w:t>
+      </w:r>
+      <w:r>
+        <w:t xml:space="preserve"> </w:t>
+      </w:r>
+      <w:r>
+        <w:rPr>
+          <w:rStyle w:val="VerbatimChar"/>
+        </w:rPr>
+        <w:t xml:space="preserve">Details.maintenance_mode</w:t>
+      </w:r>
+      <w:r>
+        <w:t xml:space="preserve">, so an operator can see at a glance whether OneView has the server in maintenance mode. This is the same property used by Get-OneViewServerList. STRICT SINGLE-SERVER: this command must resolve to exactly one server. A query that matches more than one server is a hard failure (Success=$false) rather than a warning - it never silently picks the first match, because it underpins destructive operations (ISO attach/deploy, reboot, OS build). Connection to the appliance is handled by the shared Resolve-OneViewSession helper (prompts for the host/credentials when needed) and the session persists; this command never disconnects.</w:t>
       </w:r>
     </w:p>
     <w:bookmarkEnd w:id="10"/>
@@ -906,19 +951,463 @@
         <w:rPr>
           <w:rStyle w:val="NormalTok"/>
         </w:rPr>
-        <w:t xml:space="preserve">        STRICT SINGLE-SERVER</w:t>
+        <w:t xml:space="preserve">        Reports the server</w:t>
+      </w:r>
+      <w:r>
+        <w:rPr>
+          <w:rStyle w:val="StringTok"/>
+        </w:rPr>
+        <w:t xml:space="preserve">'s maintenance-mode state from the OneView `maintenanceMode`</w:t>
+      </w:r>
+      <w:r>
+        <w:br/>
+      </w:r>
+      <w:r>
+        <w:rPr>
+          <w:rStyle w:val="StringTok"/>
+        </w:rPr>
+        <w:t xml:space="preserve">        property (`On`/`Off`), normalized to Yes/No in `Details.maintenance_mode`,</w:t>
+      </w:r>
+      <w:r>
+        <w:br/>
+      </w:r>
+      <w:r>
+        <w:rPr>
+          <w:rStyle w:val="StringTok"/>
+        </w:rPr>
+        <w:t xml:space="preserve">        so an operator can see at a glance whether OneView has the server in</w:t>
+      </w:r>
+      <w:r>
+        <w:br/>
+      </w:r>
+      <w:r>
+        <w:rPr>
+          <w:rStyle w:val="StringTok"/>
+        </w:rPr>
+        <w:t xml:space="preserve">        maintenance mode. This is the same property used by Get-OneViewServerList.</w:t>
+      </w:r>
+      <w:r>
+        <w:br/>
+      </w:r>
+      <w:r>
+        <w:br/>
+      </w:r>
+      <w:r>
+        <w:rPr>
+          <w:rStyle w:val="StringTok"/>
+        </w:rPr>
+        <w:t xml:space="preserve">        STRICT SINGLE-SERVER: this command must resolve to exactly one server. A</w:t>
+      </w:r>
+      <w:r>
+        <w:br/>
+      </w:r>
+      <w:r>
+        <w:rPr>
+          <w:rStyle w:val="StringTok"/>
+        </w:rPr>
+        <w:t xml:space="preserve">        query that matches more than one server is a hard failure (Success=$false)</w:t>
+      </w:r>
+      <w:r>
+        <w:br/>
+      </w:r>
+      <w:r>
+        <w:rPr>
+          <w:rStyle w:val="StringTok"/>
+        </w:rPr>
+        <w:t xml:space="preserve">        rather than a warning - it never silently picks the first match, because it</w:t>
+      </w:r>
+      <w:r>
+        <w:br/>
+      </w:r>
+      <w:r>
+        <w:rPr>
+          <w:rStyle w:val="StringTok"/>
+        </w:rPr>
+        <w:t xml:space="preserve">        underpins destructive operations (ISO attach/deploy, reboot, OS build).</w:t>
+      </w:r>
+      <w:r>
+        <w:br/>
+      </w:r>
+      <w:r>
+        <w:rPr>
+          <w:rStyle w:val="StringTok"/>
+        </w:rPr>
+        <w:t xml:space="preserve">        Connection to the appliance is handled by the shared Resolve-OneViewSession</w:t>
+      </w:r>
+      <w:r>
+        <w:br/>
+      </w:r>
+      <w:r>
+        <w:rPr>
+          <w:rStyle w:val="StringTok"/>
+        </w:rPr>
+        <w:t xml:space="preserve">        helper (prompts for the host/credentials when needed) and the session</w:t>
+      </w:r>
+      <w:r>
+        <w:br/>
+      </w:r>
+      <w:r>
+        <w:rPr>
+          <w:rStyle w:val="StringTok"/>
+        </w:rPr>
+        <w:t xml:space="preserve">        persists; this command never disconnects.</w:t>
+      </w:r>
+      <w:r>
+        <w:br/>
+      </w:r>
+      <w:r>
+        <w:br/>
+      </w:r>
+      <w:r>
+        <w:rPr>
+          <w:rStyle w:val="StringTok"/>
+        </w:rPr>
+        <w:t xml:space="preserve">    .PARAMETER OneViewHost</w:t>
+      </w:r>
+      <w:r>
+        <w:br/>
+      </w:r>
+      <w:r>
+        <w:rPr>
+          <w:rStyle w:val="StringTok"/>
+        </w:rPr>
+        <w:t xml:space="preserve">        OneView appliance hostname or IP (e.g. oneview.ad.example.com).</w:t>
+      </w:r>
+      <w:r>
+        <w:br/>
+      </w:r>
+      <w:r>
+        <w:br/>
+      </w:r>
+      <w:r>
+        <w:rPr>
+          <w:rStyle w:val="StringTok"/>
+        </w:rPr>
+        <w:t xml:space="preserve">    .PARAMETER ServerIdentifier</w:t>
+      </w:r>
+      <w:r>
+        <w:br/>
+      </w:r>
+      <w:r>
+        <w:rPr>
+          <w:rStyle w:val="StringTok"/>
+        </w:rPr>
+        <w:t xml:space="preserve">        Server name, serial number, OneView resource name, iLO IP, or bay/enclosure</w:t>
+      </w:r>
+      <w:r>
+        <w:br/>
+      </w:r>
+      <w:r>
+        <w:rPr>
+          <w:rStyle w:val="StringTok"/>
+        </w:rPr>
+        <w:t xml:space="preserve">        positional id (e.g. "Enclosure1, Bay 3").</w:t>
+      </w:r>
+      <w:r>
+        <w:br/>
+      </w:r>
+      <w:r>
+        <w:br/>
+      </w:r>
+      <w:r>
+        <w:rPr>
+          <w:rStyle w:val="StringTok"/>
+        </w:rPr>
+        <w:t xml:space="preserve">    .PARAMETER IdentifierType</w:t>
+      </w:r>
+      <w:r>
+        <w:br/>
+      </w:r>
+      <w:r>
+        <w:rPr>
+          <w:rStyle w:val="StringTok"/>
+        </w:rPr>
+        <w:t xml:space="preserve">        Hint for the search filter: Name, Serial, OneViewName, IloIp, EnclosureBay, Auto.</w:t>
+      </w:r>
+      <w:r>
+        <w:br/>
+      </w:r>
+      <w:r>
+        <w:rPr>
+          <w:rStyle w:val="StringTok"/>
+        </w:rPr>
+        <w:t xml:space="preserve">        Default Auto attempts each in turn.</w:t>
+      </w:r>
+      <w:r>
+        <w:br/>
+      </w:r>
+      <w:r>
+        <w:br/>
+      </w:r>
+      <w:r>
+        <w:rPr>
+          <w:rStyle w:val="StringTok"/>
+        </w:rPr>
+        <w:t xml:space="preserve">    .PARAMETER OneViewUser</w:t>
+      </w:r>
+      <w:r>
+        <w:br/>
+      </w:r>
+      <w:r>
+        <w:rPr>
+          <w:rStyle w:val="StringTok"/>
+        </w:rPr>
+        <w:t xml:space="preserve">        OneView username (used with -OneViewPassword). Never read from config or environment.</w:t>
+      </w:r>
+      <w:r>
+        <w:br/>
+      </w:r>
+      <w:r>
+        <w:br/>
+      </w:r>
+      <w:r>
+        <w:rPr>
+          <w:rStyle w:val="StringTok"/>
+        </w:rPr>
+        <w:t xml:space="preserve">    .PARAMETER OneViewPassword</w:t>
+      </w:r>
+      <w:r>
+        <w:br/>
+      </w:r>
+      <w:r>
+        <w:rPr>
+          <w:rStyle w:val="StringTok"/>
+        </w:rPr>
+        <w:t xml:space="preserve">        OneView password (used with -OneViewUser). Never read from config or environment.</w:t>
+      </w:r>
+      <w:r>
+        <w:br/>
+      </w:r>
+      <w:r>
+        <w:br/>
+      </w:r>
+      <w:r>
+        <w:rPr>
+          <w:rStyle w:val="StringTok"/>
+        </w:rPr>
+        <w:t xml:space="preserve">    .PARAMETER Port</w:t>
+      </w:r>
+      <w:r>
+        <w:br/>
+      </w:r>
+      <w:r>
+        <w:rPr>
+          <w:rStyle w:val="StringTok"/>
+        </w:rPr>
+        <w:t xml:space="preserve">        OneView HTTPS port (default 443).</w:t>
+      </w:r>
+      <w:r>
+        <w:br/>
+      </w:r>
+      <w:r>
+        <w:br/>
+      </w:r>
+      <w:r>
+        <w:rPr>
+          <w:rStyle w:val="StringTok"/>
+        </w:rPr>
+        <w:t xml:space="preserve">    .PARAMETER SkipCertificateCheck</w:t>
+      </w:r>
+      <w:r>
+        <w:br/>
+      </w:r>
+      <w:r>
+        <w:rPr>
+          <w:rStyle w:val="StringTok"/>
+        </w:rPr>
+        <w:t xml:space="preserve">        Skip SSL cert verification (default true).</w:t>
+      </w:r>
+      <w:r>
+        <w:br/>
+      </w:r>
+      <w:r>
+        <w:br/>
+      </w:r>
+      <w:r>
+        <w:rPr>
+          <w:rStyle w:val="StringTok"/>
+        </w:rPr>
+        <w:t xml:space="preserve">    .PARAMETER TimeoutSec</w:t>
+      </w:r>
+      <w:r>
+        <w:br/>
+      </w:r>
+      <w:r>
+        <w:rPr>
+          <w:rStyle w:val="StringTok"/>
+        </w:rPr>
+        <w:t xml:space="preserve">        Per-call timeout (default 30 s).</w:t>
+      </w:r>
+      <w:r>
+        <w:br/>
+      </w:r>
+      <w:r>
+        <w:br/>
+      </w:r>
+      <w:r>
+        <w:rPr>
+          <w:rStyle w:val="StringTok"/>
+        </w:rPr>
+        <w:t xml:space="preserve">    .PARAMETER MockResult</w:t>
+      </w:r>
+      <w:r>
+        <w:br/>
+      </w:r>
+      <w:r>
+        <w:rPr>
+          <w:rStyle w:val="StringTok"/>
+        </w:rPr>
+        <w:t xml:space="preserve">        Hashtable to return without making any HTTP calls. Used for tests.</w:t>
+      </w:r>
+      <w:r>
+        <w:br/>
+      </w:r>
+      <w:r>
+        <w:br/>
+      </w:r>
+      <w:r>
+        <w:rPr>
+          <w:rStyle w:val="StringTok"/>
+        </w:rPr>
+        <w:t xml:space="preserve">    .PARAMETER DryRun</w:t>
+      </w:r>
+      <w:r>
+        <w:br/>
+      </w:r>
+      <w:r>
+        <w:rPr>
+          <w:rStyle w:val="StringTok"/>
+        </w:rPr>
+        <w:t xml:space="preserve">        Print query without performing it.</w:t>
+      </w:r>
+      <w:r>
+        <w:br/>
+      </w:r>
+      <w:r>
+        <w:br/>
+      </w:r>
+      <w:r>
+        <w:rPr>
+          <w:rStyle w:val="StringTok"/>
+        </w:rPr>
+        <w:t xml:space="preserve">    .RETURNS</w:t>
+      </w:r>
+      <w:r>
+        <w:br/>
+      </w:r>
+      <w:r>
+        <w:rPr>
+          <w:rStyle w:val="StringTok"/>
+        </w:rPr>
+        <w:t xml:space="preserve">        [hashtable] with Success, Server, Details, Error.</w:t>
+      </w:r>
+      <w:r>
+        <w:br/>
+      </w:r>
+      <w:r>
+        <w:br/>
+      </w:r>
+      <w:r>
+        <w:rPr>
+          <w:rStyle w:val="StringTok"/>
+        </w:rPr>
+        <w:t xml:space="preserve">    .EXAMPLE</w:t>
+      </w:r>
+      <w:r>
+        <w:br/>
+      </w:r>
+      <w:r>
+        <w:rPr>
+          <w:rStyle w:val="StringTok"/>
+        </w:rPr>
+        <w:t xml:space="preserve">        Get-OneViewServerTarget -OneViewHost '</w:t>
+      </w:r>
+      <w:r>
+        <w:rPr>
+          <w:rStyle w:val="NormalTok"/>
+        </w:rPr>
+        <w:t xml:space="preserve">oneview</w:t>
       </w:r>
       <w:r>
         <w:rPr>
           <w:rStyle w:val="OperatorTok"/>
         </w:rPr>
-        <w:t xml:space="preserve">:</w:t>
+        <w:t xml:space="preserve">.</w:t>
+      </w:r>
+      <w:r>
+        <w:rPr>
+          <w:rStyle w:val="FunctionTok"/>
+        </w:rPr>
+        <w:t xml:space="preserve">ad</w:t>
+      </w:r>
+      <w:r>
+        <w:rPr>
+          <w:rStyle w:val="OperatorTok"/>
+        </w:rPr>
+        <w:t xml:space="preserve">.</w:t>
+      </w:r>
+      <w:r>
+        <w:rPr>
+          <w:rStyle w:val="FunctionTok"/>
+        </w:rPr>
+        <w:t xml:space="preserve">example</w:t>
+      </w:r>
+      <w:r>
+        <w:rPr>
+          <w:rStyle w:val="OperatorTok"/>
+        </w:rPr>
+        <w:t xml:space="preserve">.</w:t>
+      </w:r>
+      <w:r>
+        <w:rPr>
+          <w:rStyle w:val="FunctionTok"/>
+        </w:rPr>
+        <w:t xml:space="preserve">com</w:t>
+      </w:r>
+      <w:r>
+        <w:rPr>
+          <w:rStyle w:val="StringTok"/>
+        </w:rPr>
+        <w:t xml:space="preserve">' -ServerIdentifier '</w:t>
       </w:r>
       <w:r>
         <w:rPr>
           <w:rStyle w:val="NormalTok"/>
         </w:rPr>
-        <w:t xml:space="preserve"> this command must resolve to exactly one server</w:t>
+        <w:t xml:space="preserve">PROD-SERVER-01</w:t>
+      </w:r>
+      <w:r>
+        <w:rPr>
+          <w:rStyle w:val="StringTok"/>
+        </w:rPr>
+        <w:t xml:space="preserve">'</w:t>
+      </w:r>
+      <w:r>
+        <w:br/>
+      </w:r>
+      <w:r>
+        <w:br/>
+      </w:r>
+      <w:r>
+        <w:rPr>
+          <w:rStyle w:val="StringTok"/>
+        </w:rPr>
+        <w:t xml:space="preserve">    .EXAMPLE</w:t>
+      </w:r>
+      <w:r>
+        <w:br/>
+      </w:r>
+      <w:r>
+        <w:rPr>
+          <w:rStyle w:val="StringTok"/>
+        </w:rPr>
+        <w:t xml:space="preserve">        Get-OneViewServerTarget -OneViewHost '</w:t>
+      </w:r>
+      <w:r>
+        <w:rPr>
+          <w:rStyle w:val="NormalTok"/>
+        </w:rPr>
+        <w:t xml:space="preserve">oneview</w:t>
       </w:r>
       <w:r>
         <w:rPr>
@@ -928,1434 +1417,51 @@
       </w:r>
       <w:r>
         <w:rPr>
+          <w:rStyle w:val="FunctionTok"/>
+        </w:rPr>
+        <w:t xml:space="preserve">ad</w:t>
+      </w:r>
+      <w:r>
+        <w:rPr>
+          <w:rStyle w:val="OperatorTok"/>
+        </w:rPr>
+        <w:t xml:space="preserve">.</w:t>
+      </w:r>
+      <w:r>
+        <w:rPr>
+          <w:rStyle w:val="FunctionTok"/>
+        </w:rPr>
+        <w:t xml:space="preserve">example</w:t>
+      </w:r>
+      <w:r>
+        <w:rPr>
+          <w:rStyle w:val="OperatorTok"/>
+        </w:rPr>
+        <w:t xml:space="preserve">.</w:t>
+      </w:r>
+      <w:r>
+        <w:rPr>
+          <w:rStyle w:val="FunctionTok"/>
+        </w:rPr>
+        <w:t xml:space="preserve">com</w:t>
+      </w:r>
+      <w:r>
+        <w:rPr>
+          <w:rStyle w:val="StringTok"/>
+        </w:rPr>
+        <w:t xml:space="preserve">' -ServerIdentifier '</w:t>
+      </w:r>
+      <w:r>
+        <w:rPr>
           <w:rStyle w:val="NormalTok"/>
         </w:rPr>
-        <w:t xml:space="preserve"> A</w:t>
-      </w:r>
-      <w:r>
-        <w:br/>
-      </w:r>
-      <w:r>
-        <w:rPr>
-          <w:rStyle w:val="NormalTok"/>
-        </w:rPr>
-        <w:t xml:space="preserve">        query that matches more than one server is a hard failure </w:t>
-      </w:r>
-      <w:r>
-        <w:rPr>
-          <w:rStyle w:val="OperatorTok"/>
-        </w:rPr>
-        <w:t xml:space="preserve">(</w:t>
-      </w:r>
-      <w:r>
-        <w:rPr>
-          <w:rStyle w:val="NormalTok"/>
-        </w:rPr>
-        <w:t xml:space="preserve">Success</w:t>
-      </w:r>
-      <w:r>
-        <w:rPr>
-          <w:rStyle w:val="OperatorTok"/>
-        </w:rPr>
-        <w:t xml:space="preserve">=</w:t>
-      </w:r>
-      <w:r>
-        <w:rPr>
-          <w:rStyle w:val="VariableTok"/>
-        </w:rPr>
-        <w:t xml:space="preserve">$false</w:t>
-      </w:r>
-      <w:r>
-        <w:rPr>
-          <w:rStyle w:val="OperatorTok"/>
-        </w:rPr>
-        <w:t xml:space="preserve">)</w:t>
-      </w:r>
-      <w:r>
-        <w:br/>
-      </w:r>
-      <w:r>
-        <w:rPr>
-          <w:rStyle w:val="NormalTok"/>
-        </w:rPr>
-        <w:t xml:space="preserve">        rather than a warning </w:t>
-      </w:r>
-      <w:r>
-        <w:rPr>
-          <w:rStyle w:val="OperatorTok"/>
-        </w:rPr>
-        <w:t xml:space="preserve">-</w:t>
-      </w:r>
-      <w:r>
-        <w:rPr>
-          <w:rStyle w:val="NormalTok"/>
-        </w:rPr>
-        <w:t xml:space="preserve"> it never silently picks the first match</w:t>
-      </w:r>
-      <w:r>
-        <w:rPr>
-          <w:rStyle w:val="OperatorTok"/>
-        </w:rPr>
-        <w:t xml:space="preserve">,</w:t>
-      </w:r>
-      <w:r>
-        <w:rPr>
-          <w:rStyle w:val="NormalTok"/>
-        </w:rPr>
-        <w:t xml:space="preserve"> because it</w:t>
-      </w:r>
-      <w:r>
-        <w:br/>
-      </w:r>
-      <w:r>
-        <w:rPr>
-          <w:rStyle w:val="NormalTok"/>
-        </w:rPr>
-        <w:t xml:space="preserve">        underpins destructive operations </w:t>
-      </w:r>
-      <w:r>
-        <w:rPr>
-          <w:rStyle w:val="OperatorTok"/>
-        </w:rPr>
-        <w:t xml:space="preserve">(</w:t>
-      </w:r>
-      <w:r>
-        <w:rPr>
-          <w:rStyle w:val="NormalTok"/>
-        </w:rPr>
-        <w:t xml:space="preserve">ISO attach</w:t>
-      </w:r>
-      <w:r>
-        <w:rPr>
-          <w:rStyle w:val="OperatorTok"/>
-        </w:rPr>
-        <w:t xml:space="preserve">/</w:t>
-      </w:r>
-      <w:r>
-        <w:rPr>
-          <w:rStyle w:val="NormalTok"/>
-        </w:rPr>
-        <w:t xml:space="preserve">deploy</w:t>
-      </w:r>
-      <w:r>
-        <w:rPr>
-          <w:rStyle w:val="OperatorTok"/>
-        </w:rPr>
-        <w:t xml:space="preserve">,</w:t>
-      </w:r>
-      <w:r>
-        <w:rPr>
-          <w:rStyle w:val="NormalTok"/>
-        </w:rPr>
-        <w:t xml:space="preserve"> reboot</w:t>
-      </w:r>
-      <w:r>
-        <w:rPr>
-          <w:rStyle w:val="OperatorTok"/>
-        </w:rPr>
-        <w:t xml:space="preserve">,</w:t>
-      </w:r>
-      <w:r>
-        <w:rPr>
-          <w:rStyle w:val="NormalTok"/>
-        </w:rPr>
-        <w:t xml:space="preserve"> OS build</w:t>
-      </w:r>
-      <w:r>
-        <w:rPr>
-          <w:rStyle w:val="OperatorTok"/>
-        </w:rPr>
-        <w:t xml:space="preserve">).</w:t>
-      </w:r>
-      <w:r>
-        <w:br/>
-      </w:r>
-      <w:r>
-        <w:rPr>
-          <w:rStyle w:val="NormalTok"/>
-        </w:rPr>
-        <w:t xml:space="preserve">        Connection to the appliance is handled by the shared Resolve-OneViewSession</w:t>
-      </w:r>
-      <w:r>
-        <w:br/>
-      </w:r>
-      <w:r>
-        <w:rPr>
-          <w:rStyle w:val="NormalTok"/>
-        </w:rPr>
-        <w:t xml:space="preserve">        helper </w:t>
-      </w:r>
-      <w:r>
-        <w:rPr>
-          <w:rStyle w:val="OperatorTok"/>
-        </w:rPr>
-        <w:t xml:space="preserve">(</w:t>
-      </w:r>
-      <w:r>
-        <w:rPr>
-          <w:rStyle w:val="NormalTok"/>
-        </w:rPr>
-        <w:t xml:space="preserve">prompts </w:t>
-      </w:r>
-      <w:r>
-        <w:rPr>
-          <w:rStyle w:val="ControlFlowTok"/>
-        </w:rPr>
-        <w:t xml:space="preserve">for</w:t>
-      </w:r>
-      <w:r>
-        <w:rPr>
-          <w:rStyle w:val="NormalTok"/>
-        </w:rPr>
-        <w:t xml:space="preserve"> the host</w:t>
-      </w:r>
-      <w:r>
-        <w:rPr>
-          <w:rStyle w:val="OperatorTok"/>
-        </w:rPr>
-        <w:t xml:space="preserve">/</w:t>
-      </w:r>
-      <w:r>
-        <w:rPr>
-          <w:rStyle w:val="NormalTok"/>
-        </w:rPr>
-        <w:t xml:space="preserve">credentials when needed</w:t>
-      </w:r>
-      <w:r>
-        <w:rPr>
-          <w:rStyle w:val="OperatorTok"/>
-        </w:rPr>
-        <w:t xml:space="preserve">)</w:t>
-      </w:r>
-      <w:r>
-        <w:rPr>
-          <w:rStyle w:val="NormalTok"/>
-        </w:rPr>
-        <w:t xml:space="preserve"> and the session</w:t>
-      </w:r>
-      <w:r>
-        <w:br/>
-      </w:r>
-      <w:r>
-        <w:rPr>
-          <w:rStyle w:val="NormalTok"/>
-        </w:rPr>
-        <w:t xml:space="preserve">        persists</w:t>
-      </w:r>
-      <w:r>
-        <w:rPr>
-          <w:rStyle w:val="OperatorTok"/>
-        </w:rPr>
-        <w:t xml:space="preserve">;</w:t>
-      </w:r>
-      <w:r>
-        <w:rPr>
-          <w:rStyle w:val="NormalTok"/>
-        </w:rPr>
-        <w:t xml:space="preserve"> this command never disconnects</w:t>
-      </w:r>
-      <w:r>
-        <w:rPr>
-          <w:rStyle w:val="OperatorTok"/>
-        </w:rPr>
-        <w:t xml:space="preserve">.</w:t>
-      </w:r>
-      <w:r>
-        <w:br/>
-      </w:r>
-      <w:r>
-        <w:br/>
-      </w:r>
-      <w:r>
-        <w:rPr>
-          <w:rStyle w:val="NormalTok"/>
-        </w:rPr>
-        <w:t xml:space="preserve">    </w:t>
-      </w:r>
-      <w:r>
-        <w:rPr>
-          <w:rStyle w:val="OperatorTok"/>
-        </w:rPr>
-        <w:t xml:space="preserve">.</w:t>
-      </w:r>
-      <w:r>
-        <w:rPr>
-          <w:rStyle w:val="FunctionTok"/>
-        </w:rPr>
-        <w:t xml:space="preserve">PARAMETER</w:t>
-      </w:r>
-      <w:r>
-        <w:rPr>
-          <w:rStyle w:val="NormalTok"/>
-        </w:rPr>
-        <w:t xml:space="preserve"> OneViewHost</w:t>
-      </w:r>
-      <w:r>
-        <w:br/>
-      </w:r>
-      <w:r>
-        <w:rPr>
-          <w:rStyle w:val="NormalTok"/>
-        </w:rPr>
-        <w:t xml:space="preserve">        OneView appliance hostname or IP </w:t>
-      </w:r>
-      <w:r>
-        <w:rPr>
-          <w:rStyle w:val="OperatorTok"/>
-        </w:rPr>
-        <w:t xml:space="preserve">(</w:t>
-      </w:r>
-      <w:r>
-        <w:rPr>
-          <w:rStyle w:val="NormalTok"/>
-        </w:rPr>
-        <w:t xml:space="preserve">e</w:t>
-      </w:r>
-      <w:r>
-        <w:rPr>
-          <w:rStyle w:val="OperatorTok"/>
-        </w:rPr>
-        <w:t xml:space="preserve">.</w:t>
-      </w:r>
-      <w:r>
-        <w:rPr>
-          <w:rStyle w:val="FunctionTok"/>
-        </w:rPr>
-        <w:t xml:space="preserve">g</w:t>
-      </w:r>
-      <w:r>
-        <w:rPr>
-          <w:rStyle w:val="OperatorTok"/>
-        </w:rPr>
-        <w:t xml:space="preserve">.</w:t>
-      </w:r>
-      <w:r>
-        <w:rPr>
-          <w:rStyle w:val="NormalTok"/>
-        </w:rPr>
-        <w:t xml:space="preserve"> oneview</w:t>
-      </w:r>
-      <w:r>
-        <w:rPr>
-          <w:rStyle w:val="OperatorTok"/>
-        </w:rPr>
-        <w:t xml:space="preserve">.</w:t>
-      </w:r>
-      <w:r>
-        <w:rPr>
-          <w:rStyle w:val="FunctionTok"/>
-        </w:rPr>
-        <w:t xml:space="preserve">ad</w:t>
-      </w:r>
-      <w:r>
-        <w:rPr>
-          <w:rStyle w:val="OperatorTok"/>
-        </w:rPr>
-        <w:t xml:space="preserve">.</w:t>
-      </w:r>
-      <w:r>
-        <w:rPr>
-          <w:rStyle w:val="FunctionTok"/>
-        </w:rPr>
-        <w:t xml:space="preserve">example</w:t>
-      </w:r>
-      <w:r>
-        <w:rPr>
-          <w:rStyle w:val="OperatorTok"/>
-        </w:rPr>
-        <w:t xml:space="preserve">.</w:t>
-      </w:r>
-      <w:r>
-        <w:rPr>
-          <w:rStyle w:val="FunctionTok"/>
-        </w:rPr>
-        <w:t xml:space="preserve">com</w:t>
-      </w:r>
-      <w:r>
-        <w:rPr>
-          <w:rStyle w:val="OperatorTok"/>
-        </w:rPr>
-        <w:t xml:space="preserve">).</w:t>
-      </w:r>
-      <w:r>
-        <w:br/>
-      </w:r>
-      <w:r>
-        <w:br/>
-      </w:r>
-      <w:r>
-        <w:rPr>
-          <w:rStyle w:val="NormalTok"/>
-        </w:rPr>
-        <w:t xml:space="preserve">    </w:t>
-      </w:r>
-      <w:r>
-        <w:rPr>
-          <w:rStyle w:val="OperatorTok"/>
-        </w:rPr>
-        <w:t xml:space="preserve">.</w:t>
-      </w:r>
-      <w:r>
-        <w:rPr>
-          <w:rStyle w:val="FunctionTok"/>
-        </w:rPr>
-        <w:t xml:space="preserve">PARAMETER</w:t>
-      </w:r>
-      <w:r>
-        <w:rPr>
-          <w:rStyle w:val="NormalTok"/>
-        </w:rPr>
-        <w:t xml:space="preserve"> ServerIdentifier</w:t>
-      </w:r>
-      <w:r>
-        <w:br/>
-      </w:r>
-      <w:r>
-        <w:rPr>
-          <w:rStyle w:val="NormalTok"/>
-        </w:rPr>
-        <w:t xml:space="preserve">        Server name</w:t>
-      </w:r>
-      <w:r>
-        <w:rPr>
-          <w:rStyle w:val="OperatorTok"/>
-        </w:rPr>
-        <w:t xml:space="preserve">,</w:t>
-      </w:r>
-      <w:r>
-        <w:rPr>
-          <w:rStyle w:val="NormalTok"/>
-        </w:rPr>
-        <w:t xml:space="preserve"> serial number</w:t>
-      </w:r>
-      <w:r>
-        <w:rPr>
-          <w:rStyle w:val="OperatorTok"/>
-        </w:rPr>
-        <w:t xml:space="preserve">,</w:t>
-      </w:r>
-      <w:r>
-        <w:rPr>
-          <w:rStyle w:val="NormalTok"/>
-        </w:rPr>
-        <w:t xml:space="preserve"> OneView resource name</w:t>
-      </w:r>
-      <w:r>
-        <w:rPr>
-          <w:rStyle w:val="OperatorTok"/>
-        </w:rPr>
-        <w:t xml:space="preserve">,</w:t>
-      </w:r>
-      <w:r>
-        <w:rPr>
-          <w:rStyle w:val="NormalTok"/>
-        </w:rPr>
-        <w:t xml:space="preserve"> iLO IP</w:t>
-      </w:r>
-      <w:r>
-        <w:rPr>
-          <w:rStyle w:val="OperatorTok"/>
-        </w:rPr>
-        <w:t xml:space="preserve">,</w:t>
-      </w:r>
-      <w:r>
-        <w:rPr>
-          <w:rStyle w:val="NormalTok"/>
-        </w:rPr>
-        <w:t xml:space="preserve"> or bay</w:t>
-      </w:r>
-      <w:r>
-        <w:rPr>
-          <w:rStyle w:val="OperatorTok"/>
-        </w:rPr>
-        <w:t xml:space="preserve">/</w:t>
-      </w:r>
-      <w:r>
-        <w:rPr>
-          <w:rStyle w:val="NormalTok"/>
-        </w:rPr>
-        <w:t xml:space="preserve">enclosure</w:t>
-      </w:r>
-      <w:r>
-        <w:br/>
-      </w:r>
-      <w:r>
-        <w:rPr>
-          <w:rStyle w:val="NormalTok"/>
-        </w:rPr>
-        <w:t xml:space="preserve">        positional id </w:t>
-      </w:r>
-      <w:r>
-        <w:rPr>
-          <w:rStyle w:val="OperatorTok"/>
-        </w:rPr>
-        <w:t xml:space="preserve">(</w:t>
-      </w:r>
-      <w:r>
-        <w:rPr>
-          <w:rStyle w:val="NormalTok"/>
-        </w:rPr>
-        <w:t xml:space="preserve">e</w:t>
-      </w:r>
-      <w:r>
-        <w:rPr>
-          <w:rStyle w:val="OperatorTok"/>
-        </w:rPr>
-        <w:t xml:space="preserve">.</w:t>
-      </w:r>
-      <w:r>
-        <w:rPr>
-          <w:rStyle w:val="FunctionTok"/>
-        </w:rPr>
-        <w:t xml:space="preserve">g</w:t>
-      </w:r>
-      <w:r>
-        <w:rPr>
-          <w:rStyle w:val="OperatorTok"/>
-        </w:rPr>
-        <w:t xml:space="preserve">.</w:t>
-      </w:r>
-      <w:r>
-        <w:rPr>
-          <w:rStyle w:val="NormalTok"/>
-        </w:rPr>
-        <w:t xml:space="preserve"> </w:t>
-      </w:r>
-      <w:r>
-        <w:rPr>
-          <w:rStyle w:val="StringTok"/>
-        </w:rPr>
-        <w:t xml:space="preserve">"Enclosure1, Bay 3"</w:t>
-      </w:r>
-      <w:r>
-        <w:rPr>
-          <w:rStyle w:val="OperatorTok"/>
-        </w:rPr>
-        <w:t xml:space="preserve">).</w:t>
-      </w:r>
-      <w:r>
-        <w:br/>
-      </w:r>
-      <w:r>
-        <w:br/>
-      </w:r>
-      <w:r>
-        <w:rPr>
-          <w:rStyle w:val="NormalTok"/>
-        </w:rPr>
-        <w:t xml:space="preserve">    </w:t>
-      </w:r>
-      <w:r>
-        <w:rPr>
-          <w:rStyle w:val="OperatorTok"/>
-        </w:rPr>
-        <w:t xml:space="preserve">.</w:t>
-      </w:r>
-      <w:r>
-        <w:rPr>
-          <w:rStyle w:val="FunctionTok"/>
-        </w:rPr>
-        <w:t xml:space="preserve">PARAMETER</w:t>
-      </w:r>
-      <w:r>
-        <w:rPr>
-          <w:rStyle w:val="NormalTok"/>
-        </w:rPr>
-        <w:t xml:space="preserve"> IdentifierType</w:t>
-      </w:r>
-      <w:r>
-        <w:br/>
-      </w:r>
-      <w:r>
-        <w:rPr>
-          <w:rStyle w:val="NormalTok"/>
-        </w:rPr>
-        <w:t xml:space="preserve">        Hint </w:t>
-      </w:r>
-      <w:r>
-        <w:rPr>
-          <w:rStyle w:val="ControlFlowTok"/>
-        </w:rPr>
-        <w:t xml:space="preserve">for</w:t>
-      </w:r>
-      <w:r>
-        <w:rPr>
-          <w:rStyle w:val="NormalTok"/>
-        </w:rPr>
-        <w:t xml:space="preserve"> the search filter</w:t>
-      </w:r>
-      <w:r>
-        <w:rPr>
-          <w:rStyle w:val="OperatorTok"/>
-        </w:rPr>
-        <w:t xml:space="preserve">:</w:t>
-      </w:r>
-      <w:r>
-        <w:rPr>
-          <w:rStyle w:val="NormalTok"/>
-        </w:rPr>
-        <w:t xml:space="preserve"> Name</w:t>
-      </w:r>
-      <w:r>
-        <w:rPr>
-          <w:rStyle w:val="OperatorTok"/>
-        </w:rPr>
-        <w:t xml:space="preserve">,</w:t>
-      </w:r>
-      <w:r>
-        <w:rPr>
-          <w:rStyle w:val="NormalTok"/>
-        </w:rPr>
-        <w:t xml:space="preserve"> Serial</w:t>
-      </w:r>
-      <w:r>
-        <w:rPr>
-          <w:rStyle w:val="OperatorTok"/>
-        </w:rPr>
-        <w:t xml:space="preserve">,</w:t>
-      </w:r>
-      <w:r>
-        <w:rPr>
-          <w:rStyle w:val="NormalTok"/>
-        </w:rPr>
-        <w:t xml:space="preserve"> OneViewName</w:t>
-      </w:r>
-      <w:r>
-        <w:rPr>
-          <w:rStyle w:val="OperatorTok"/>
-        </w:rPr>
-        <w:t xml:space="preserve">,</w:t>
-      </w:r>
-      <w:r>
-        <w:rPr>
-          <w:rStyle w:val="NormalTok"/>
-        </w:rPr>
-        <w:t xml:space="preserve"> IloIp</w:t>
-      </w:r>
-      <w:r>
-        <w:rPr>
-          <w:rStyle w:val="OperatorTok"/>
-        </w:rPr>
-        <w:t xml:space="preserve">,</w:t>
-      </w:r>
-      <w:r>
-        <w:rPr>
-          <w:rStyle w:val="NormalTok"/>
-        </w:rPr>
-        <w:t xml:space="preserve"> EnclosureBay</w:t>
-      </w:r>
-      <w:r>
-        <w:rPr>
-          <w:rStyle w:val="OperatorTok"/>
-        </w:rPr>
-        <w:t xml:space="preserve">,</w:t>
-      </w:r>
-      <w:r>
-        <w:rPr>
-          <w:rStyle w:val="NormalTok"/>
-        </w:rPr>
-        <w:t xml:space="preserve"> Auto</w:t>
-      </w:r>
-      <w:r>
-        <w:rPr>
-          <w:rStyle w:val="OperatorTok"/>
-        </w:rPr>
-        <w:t xml:space="preserve">.</w:t>
-      </w:r>
-      <w:r>
-        <w:br/>
-      </w:r>
-      <w:r>
-        <w:rPr>
-          <w:rStyle w:val="NormalTok"/>
-        </w:rPr>
-        <w:t xml:space="preserve">        Default Auto attempts each </w:t>
-      </w:r>
-      <w:r>
-        <w:rPr>
-          <w:rStyle w:val="KeywordTok"/>
-        </w:rPr>
-        <w:t xml:space="preserve">in</w:t>
-      </w:r>
-      <w:r>
-        <w:rPr>
-          <w:rStyle w:val="NormalTok"/>
-        </w:rPr>
-        <w:t xml:space="preserve"> turn</w:t>
-      </w:r>
-      <w:r>
-        <w:rPr>
-          <w:rStyle w:val="OperatorTok"/>
-        </w:rPr>
-        <w:t xml:space="preserve">.</w:t>
-      </w:r>
-      <w:r>
-        <w:br/>
-      </w:r>
-      <w:r>
-        <w:br/>
-      </w:r>
-      <w:r>
-        <w:rPr>
-          <w:rStyle w:val="NormalTok"/>
-        </w:rPr>
-        <w:t xml:space="preserve">    </w:t>
-      </w:r>
-      <w:r>
-        <w:rPr>
-          <w:rStyle w:val="OperatorTok"/>
-        </w:rPr>
-        <w:t xml:space="preserve">.</w:t>
-      </w:r>
-      <w:r>
-        <w:rPr>
-          <w:rStyle w:val="FunctionTok"/>
-        </w:rPr>
-        <w:t xml:space="preserve">PARAMETER</w:t>
-      </w:r>
-      <w:r>
-        <w:rPr>
-          <w:rStyle w:val="NormalTok"/>
-        </w:rPr>
-        <w:t xml:space="preserve"> OneViewUser</w:t>
-      </w:r>
-      <w:r>
-        <w:br/>
-      </w:r>
-      <w:r>
-        <w:rPr>
-          <w:rStyle w:val="NormalTok"/>
-        </w:rPr>
-        <w:t xml:space="preserve">        OneView username </w:t>
-      </w:r>
-      <w:r>
-        <w:rPr>
-          <w:rStyle w:val="OperatorTok"/>
-        </w:rPr>
-        <w:t xml:space="preserve">(</w:t>
-      </w:r>
-      <w:r>
-        <w:rPr>
-          <w:rStyle w:val="NormalTok"/>
-        </w:rPr>
-        <w:t xml:space="preserve">used with </w:t>
-      </w:r>
-      <w:r>
-        <w:rPr>
-          <w:rStyle w:val="OperatorTok"/>
-        </w:rPr>
-        <w:t xml:space="preserve">-</w:t>
-      </w:r>
-      <w:r>
-        <w:rPr>
-          <w:rStyle w:val="NormalTok"/>
-        </w:rPr>
-        <w:t xml:space="preserve">OneViewPassword</w:t>
-      </w:r>
-      <w:r>
-        <w:rPr>
-          <w:rStyle w:val="OperatorTok"/>
-        </w:rPr>
-        <w:t xml:space="preserve">).</w:t>
-      </w:r>
-      <w:r>
-        <w:rPr>
-          <w:rStyle w:val="NormalTok"/>
-        </w:rPr>
-        <w:t xml:space="preserve"> Never read </w:t>
-      </w:r>
-      <w:r>
-        <w:rPr>
-          <w:rStyle w:val="KeywordTok"/>
-        </w:rPr>
-        <w:t xml:space="preserve">from</w:t>
-      </w:r>
-      <w:r>
-        <w:rPr>
-          <w:rStyle w:val="NormalTok"/>
-        </w:rPr>
-        <w:t xml:space="preserve"> config or environment</w:t>
-      </w:r>
-      <w:r>
-        <w:rPr>
-          <w:rStyle w:val="OperatorTok"/>
-        </w:rPr>
-        <w:t xml:space="preserve">.</w:t>
-      </w:r>
-      <w:r>
-        <w:br/>
-      </w:r>
-      <w:r>
-        <w:br/>
-      </w:r>
-      <w:r>
-        <w:rPr>
-          <w:rStyle w:val="NormalTok"/>
-        </w:rPr>
-        <w:t xml:space="preserve">    </w:t>
-      </w:r>
-      <w:r>
-        <w:rPr>
-          <w:rStyle w:val="OperatorTok"/>
-        </w:rPr>
-        <w:t xml:space="preserve">.</w:t>
-      </w:r>
-      <w:r>
-        <w:rPr>
-          <w:rStyle w:val="FunctionTok"/>
-        </w:rPr>
-        <w:t xml:space="preserve">PARAMETER</w:t>
-      </w:r>
-      <w:r>
-        <w:rPr>
-          <w:rStyle w:val="NormalTok"/>
-        </w:rPr>
-        <w:t xml:space="preserve"> OneViewPassword</w:t>
-      </w:r>
-      <w:r>
-        <w:br/>
-      </w:r>
-      <w:r>
-        <w:rPr>
-          <w:rStyle w:val="NormalTok"/>
-        </w:rPr>
-        <w:t xml:space="preserve">        OneView password </w:t>
-      </w:r>
-      <w:r>
-        <w:rPr>
-          <w:rStyle w:val="OperatorTok"/>
-        </w:rPr>
-        <w:t xml:space="preserve">(</w:t>
-      </w:r>
-      <w:r>
-        <w:rPr>
-          <w:rStyle w:val="NormalTok"/>
-        </w:rPr>
-        <w:t xml:space="preserve">used with </w:t>
-      </w:r>
-      <w:r>
-        <w:rPr>
-          <w:rStyle w:val="OperatorTok"/>
-        </w:rPr>
-        <w:t xml:space="preserve">-</w:t>
-      </w:r>
-      <w:r>
-        <w:rPr>
-          <w:rStyle w:val="NormalTok"/>
-        </w:rPr>
-        <w:t xml:space="preserve">OneViewUser</w:t>
-      </w:r>
-      <w:r>
-        <w:rPr>
-          <w:rStyle w:val="OperatorTok"/>
-        </w:rPr>
-        <w:t xml:space="preserve">).</w:t>
-      </w:r>
-      <w:r>
-        <w:rPr>
-          <w:rStyle w:val="NormalTok"/>
-        </w:rPr>
-        <w:t xml:space="preserve"> Never read </w:t>
-      </w:r>
-      <w:r>
-        <w:rPr>
-          <w:rStyle w:val="KeywordTok"/>
-        </w:rPr>
-        <w:t xml:space="preserve">from</w:t>
-      </w:r>
-      <w:r>
-        <w:rPr>
-          <w:rStyle w:val="NormalTok"/>
-        </w:rPr>
-        <w:t xml:space="preserve"> config or environment</w:t>
-      </w:r>
-      <w:r>
-        <w:rPr>
-          <w:rStyle w:val="OperatorTok"/>
-        </w:rPr>
-        <w:t xml:space="preserve">.</w:t>
-      </w:r>
-      <w:r>
-        <w:br/>
-      </w:r>
-      <w:r>
-        <w:br/>
-      </w:r>
-      <w:r>
-        <w:rPr>
-          <w:rStyle w:val="NormalTok"/>
-        </w:rPr>
-        <w:t xml:space="preserve">    </w:t>
-      </w:r>
-      <w:r>
-        <w:rPr>
-          <w:rStyle w:val="OperatorTok"/>
-        </w:rPr>
-        <w:t xml:space="preserve">.</w:t>
-      </w:r>
-      <w:r>
-        <w:rPr>
-          <w:rStyle w:val="FunctionTok"/>
-        </w:rPr>
-        <w:t xml:space="preserve">PARAMETER</w:t>
-      </w:r>
-      <w:r>
-        <w:rPr>
-          <w:rStyle w:val="NormalTok"/>
-        </w:rPr>
-        <w:t xml:space="preserve"> Port</w:t>
-      </w:r>
-      <w:r>
-        <w:br/>
-      </w:r>
-      <w:r>
-        <w:rPr>
-          <w:rStyle w:val="NormalTok"/>
-        </w:rPr>
-        <w:t xml:space="preserve">        OneView HTTPS port </w:t>
-      </w:r>
-      <w:r>
-        <w:rPr>
-          <w:rStyle w:val="OperatorTok"/>
-        </w:rPr>
-        <w:t xml:space="preserve">(</w:t>
-      </w:r>
-      <w:r>
-        <w:rPr>
-          <w:rStyle w:val="NormalTok"/>
-        </w:rPr>
-        <w:t xml:space="preserve">default </w:t>
-      </w:r>
-      <w:r>
-        <w:rPr>
-          <w:rStyle w:val="DecValTok"/>
-        </w:rPr>
-        <w:t xml:space="preserve">443</w:t>
-      </w:r>
-      <w:r>
-        <w:rPr>
-          <w:rStyle w:val="OperatorTok"/>
-        </w:rPr>
-        <w:t xml:space="preserve">).</w:t>
-      </w:r>
-      <w:r>
-        <w:br/>
-      </w:r>
-      <w:r>
-        <w:br/>
-      </w:r>
-      <w:r>
-        <w:rPr>
-          <w:rStyle w:val="NormalTok"/>
-        </w:rPr>
-        <w:t xml:space="preserve">    </w:t>
-      </w:r>
-      <w:r>
-        <w:rPr>
-          <w:rStyle w:val="OperatorTok"/>
-        </w:rPr>
-        <w:t xml:space="preserve">.</w:t>
-      </w:r>
-      <w:r>
-        <w:rPr>
-          <w:rStyle w:val="FunctionTok"/>
-        </w:rPr>
-        <w:t xml:space="preserve">PARAMETER</w:t>
-      </w:r>
-      <w:r>
-        <w:rPr>
-          <w:rStyle w:val="NormalTok"/>
-        </w:rPr>
-        <w:t xml:space="preserve"> SkipCertificateCheck</w:t>
-      </w:r>
-      <w:r>
-        <w:br/>
-      </w:r>
-      <w:r>
-        <w:rPr>
-          <w:rStyle w:val="NormalTok"/>
-        </w:rPr>
-        <w:t xml:space="preserve">        Skip SSL cert verification </w:t>
-      </w:r>
-      <w:r>
-        <w:rPr>
-          <w:rStyle w:val="OperatorTok"/>
-        </w:rPr>
-        <w:t xml:space="preserve">(</w:t>
-      </w:r>
-      <w:r>
-        <w:rPr>
-          <w:rStyle w:val="NormalTok"/>
-        </w:rPr>
-        <w:t xml:space="preserve">default true</w:t>
-      </w:r>
-      <w:r>
-        <w:rPr>
-          <w:rStyle w:val="OperatorTok"/>
-        </w:rPr>
-        <w:t xml:space="preserve">).</w:t>
-      </w:r>
-      <w:r>
-        <w:br/>
-      </w:r>
-      <w:r>
-        <w:br/>
-      </w:r>
-      <w:r>
-        <w:rPr>
-          <w:rStyle w:val="NormalTok"/>
-        </w:rPr>
-        <w:t xml:space="preserve">    </w:t>
-      </w:r>
-      <w:r>
-        <w:rPr>
-          <w:rStyle w:val="OperatorTok"/>
-        </w:rPr>
-        <w:t xml:space="preserve">.</w:t>
-      </w:r>
-      <w:r>
-        <w:rPr>
-          <w:rStyle w:val="FunctionTok"/>
-        </w:rPr>
-        <w:t xml:space="preserve">PARAMETER</w:t>
-      </w:r>
-      <w:r>
-        <w:rPr>
-          <w:rStyle w:val="NormalTok"/>
-        </w:rPr>
-        <w:t xml:space="preserve"> TimeoutSec</w:t>
-      </w:r>
-      <w:r>
-        <w:br/>
-      </w:r>
-      <w:r>
-        <w:rPr>
-          <w:rStyle w:val="NormalTok"/>
-        </w:rPr>
-        <w:t xml:space="preserve">        Per-call timeout </w:t>
-      </w:r>
-      <w:r>
-        <w:rPr>
-          <w:rStyle w:val="OperatorTok"/>
-        </w:rPr>
-        <w:t xml:space="preserve">(</w:t>
-      </w:r>
-      <w:r>
-        <w:rPr>
-          <w:rStyle w:val="NormalTok"/>
-        </w:rPr>
-        <w:t xml:space="preserve">default </w:t>
-      </w:r>
-      <w:r>
-        <w:rPr>
-          <w:rStyle w:val="DecValTok"/>
-        </w:rPr>
-        <w:t xml:space="preserve">30</w:t>
-      </w:r>
-      <w:r>
-        <w:rPr>
-          <w:rStyle w:val="NormalTok"/>
-        </w:rPr>
-        <w:t xml:space="preserve"> s</w:t>
-      </w:r>
-      <w:r>
-        <w:rPr>
-          <w:rStyle w:val="OperatorTok"/>
-        </w:rPr>
-        <w:t xml:space="preserve">).</w:t>
-      </w:r>
-      <w:r>
-        <w:br/>
-      </w:r>
-      <w:r>
-        <w:br/>
-      </w:r>
-      <w:r>
-        <w:rPr>
-          <w:rStyle w:val="NormalTok"/>
-        </w:rPr>
-        <w:t xml:space="preserve">    </w:t>
-      </w:r>
-      <w:r>
-        <w:rPr>
-          <w:rStyle w:val="OperatorTok"/>
-        </w:rPr>
-        <w:t xml:space="preserve">.</w:t>
-      </w:r>
-      <w:r>
-        <w:rPr>
-          <w:rStyle w:val="FunctionTok"/>
-        </w:rPr>
-        <w:t xml:space="preserve">PARAMETER</w:t>
-      </w:r>
-      <w:r>
-        <w:rPr>
-          <w:rStyle w:val="NormalTok"/>
-        </w:rPr>
-        <w:t xml:space="preserve"> MockResult</w:t>
-      </w:r>
-      <w:r>
-        <w:br/>
-      </w:r>
-      <w:r>
-        <w:rPr>
-          <w:rStyle w:val="NormalTok"/>
-        </w:rPr>
-        <w:t xml:space="preserve">        Hashtable to </w:t>
-      </w:r>
-      <w:r>
-        <w:rPr>
-          <w:rStyle w:val="ControlFlowTok"/>
-        </w:rPr>
-        <w:t xml:space="preserve">return</w:t>
-      </w:r>
-      <w:r>
-        <w:rPr>
-          <w:rStyle w:val="NormalTok"/>
-        </w:rPr>
-        <w:t xml:space="preserve"> without making any HTTP calls</w:t>
-      </w:r>
-      <w:r>
-        <w:rPr>
-          <w:rStyle w:val="OperatorTok"/>
-        </w:rPr>
-        <w:t xml:space="preserve">.</w:t>
-      </w:r>
-      <w:r>
-        <w:rPr>
-          <w:rStyle w:val="NormalTok"/>
-        </w:rPr>
-        <w:t xml:space="preserve"> Used </w:t>
-      </w:r>
-      <w:r>
-        <w:rPr>
-          <w:rStyle w:val="ControlFlowTok"/>
-        </w:rPr>
-        <w:t xml:space="preserve">for</w:t>
-      </w:r>
-      <w:r>
-        <w:rPr>
-          <w:rStyle w:val="NormalTok"/>
-        </w:rPr>
-        <w:t xml:space="preserve"> tests</w:t>
-      </w:r>
-      <w:r>
-        <w:rPr>
-          <w:rStyle w:val="OperatorTok"/>
-        </w:rPr>
-        <w:t xml:space="preserve">.</w:t>
-      </w:r>
-      <w:r>
-        <w:br/>
-      </w:r>
-      <w:r>
-        <w:br/>
-      </w:r>
-      <w:r>
-        <w:rPr>
-          <w:rStyle w:val="NormalTok"/>
-        </w:rPr>
-        <w:t xml:space="preserve">    </w:t>
-      </w:r>
-      <w:r>
-        <w:rPr>
-          <w:rStyle w:val="OperatorTok"/>
-        </w:rPr>
-        <w:t xml:space="preserve">.</w:t>
-      </w:r>
-      <w:r>
-        <w:rPr>
-          <w:rStyle w:val="FunctionTok"/>
-        </w:rPr>
-        <w:t xml:space="preserve">PARAMETER</w:t>
-      </w:r>
-      <w:r>
-        <w:rPr>
-          <w:rStyle w:val="NormalTok"/>
-        </w:rPr>
-        <w:t xml:space="preserve"> DryRun</w:t>
-      </w:r>
-      <w:r>
-        <w:br/>
-      </w:r>
-      <w:r>
-        <w:rPr>
-          <w:rStyle w:val="NormalTok"/>
-        </w:rPr>
-        <w:t xml:space="preserve">        Print query without performing it</w:t>
-      </w:r>
-      <w:r>
-        <w:rPr>
-          <w:rStyle w:val="OperatorTok"/>
-        </w:rPr>
-        <w:t xml:space="preserve">.</w:t>
-      </w:r>
-      <w:r>
-        <w:br/>
-      </w:r>
-      <w:r>
-        <w:br/>
-      </w:r>
-      <w:r>
-        <w:rPr>
-          <w:rStyle w:val="NormalTok"/>
-        </w:rPr>
-        <w:t xml:space="preserve">    </w:t>
-      </w:r>
-      <w:r>
-        <w:rPr>
-          <w:rStyle w:val="OperatorTok"/>
-        </w:rPr>
-        <w:t xml:space="preserve">.</w:t>
-      </w:r>
-      <w:r>
-        <w:rPr>
-          <w:rStyle w:val="FunctionTok"/>
-        </w:rPr>
-        <w:t xml:space="preserve">RETURNS</w:t>
-      </w:r>
-      <w:r>
-        <w:br/>
-      </w:r>
-      <w:r>
-        <w:rPr>
-          <w:rStyle w:val="NormalTok"/>
-        </w:rPr>
-        <w:t xml:space="preserve">        </w:t>
-      </w:r>
-      <w:r>
-        <w:rPr>
-          <w:rStyle w:val="OperatorTok"/>
-        </w:rPr>
-        <w:t xml:space="preserve">[</w:t>
-      </w:r>
-      <w:r>
-        <w:rPr>
-          <w:rStyle w:val="NormalTok"/>
-        </w:rPr>
-        <w:t xml:space="preserve">hashtable</w:t>
-      </w:r>
-      <w:r>
-        <w:rPr>
-          <w:rStyle w:val="OperatorTok"/>
-        </w:rPr>
-        <w:t xml:space="preserve">]</w:t>
-      </w:r>
-      <w:r>
-        <w:rPr>
-          <w:rStyle w:val="NormalTok"/>
-        </w:rPr>
-        <w:t xml:space="preserve"> with Success</w:t>
-      </w:r>
-      <w:r>
-        <w:rPr>
-          <w:rStyle w:val="OperatorTok"/>
-        </w:rPr>
-        <w:t xml:space="preserve">,</w:t>
-      </w:r>
-      <w:r>
-        <w:rPr>
-          <w:rStyle w:val="NormalTok"/>
-        </w:rPr>
-        <w:t xml:space="preserve"> Server</w:t>
-      </w:r>
-      <w:r>
-        <w:rPr>
-          <w:rStyle w:val="OperatorTok"/>
-        </w:rPr>
-        <w:t xml:space="preserve">,</w:t>
-      </w:r>
-      <w:r>
-        <w:rPr>
-          <w:rStyle w:val="NormalTok"/>
-        </w:rPr>
-        <w:t xml:space="preserve"> Details</w:t>
-      </w:r>
-      <w:r>
-        <w:rPr>
-          <w:rStyle w:val="OperatorTok"/>
-        </w:rPr>
-        <w:t xml:space="preserve">,</w:t>
-      </w:r>
-      <w:r>
-        <w:rPr>
-          <w:rStyle w:val="NormalTok"/>
-        </w:rPr>
-        <w:t xml:space="preserve"> Error</w:t>
-      </w:r>
-      <w:r>
-        <w:rPr>
-          <w:rStyle w:val="OperatorTok"/>
-        </w:rPr>
-        <w:t xml:space="preserve">.</w:t>
-      </w:r>
-      <w:r>
-        <w:br/>
-      </w:r>
-      <w:r>
-        <w:br/>
-      </w:r>
-      <w:r>
-        <w:rPr>
-          <w:rStyle w:val="NormalTok"/>
-        </w:rPr>
-        <w:t xml:space="preserve">    </w:t>
-      </w:r>
-      <w:r>
-        <w:rPr>
-          <w:rStyle w:val="OperatorTok"/>
-        </w:rPr>
-        <w:t xml:space="preserve">.</w:t>
-      </w:r>
-      <w:r>
-        <w:rPr>
-          <w:rStyle w:val="FunctionTok"/>
-        </w:rPr>
-        <w:t xml:space="preserve">EXAMPLE</w:t>
-      </w:r>
-      <w:r>
-        <w:br/>
-      </w:r>
-      <w:r>
-        <w:rPr>
-          <w:rStyle w:val="NormalTok"/>
-        </w:rPr>
-        <w:t xml:space="preserve">        Get-OneViewServerTarget </w:t>
-      </w:r>
-      <w:r>
-        <w:rPr>
-          <w:rStyle w:val="OperatorTok"/>
-        </w:rPr>
-        <w:t xml:space="preserve">-</w:t>
-      </w:r>
-      <w:r>
-        <w:rPr>
-          <w:rStyle w:val="NormalTok"/>
-        </w:rPr>
-        <w:t xml:space="preserve">OneViewHost </w:t>
-      </w:r>
-      <w:r>
-        <w:rPr>
-          <w:rStyle w:val="StringTok"/>
-        </w:rPr>
-        <w:t xml:space="preserve">'oneview.ad.example.com'</w:t>
-      </w:r>
-      <w:r>
-        <w:rPr>
-          <w:rStyle w:val="NormalTok"/>
-        </w:rPr>
-        <w:t xml:space="preserve"> </w:t>
-      </w:r>
-      <w:r>
-        <w:rPr>
-          <w:rStyle w:val="OperatorTok"/>
-        </w:rPr>
-        <w:t xml:space="preserve">-</w:t>
-      </w:r>
-      <w:r>
-        <w:rPr>
-          <w:rStyle w:val="NormalTok"/>
-        </w:rPr>
-        <w:t xml:space="preserve">ServerIdentifier </w:t>
-      </w:r>
-      <w:r>
-        <w:rPr>
-          <w:rStyle w:val="StringTok"/>
-        </w:rPr>
-        <w:t xml:space="preserve">'PROD-SERVER-01'</w:t>
-      </w:r>
-      <w:r>
-        <w:br/>
-      </w:r>
-      <w:r>
-        <w:br/>
-      </w:r>
-      <w:r>
-        <w:rPr>
-          <w:rStyle w:val="NormalTok"/>
-        </w:rPr>
-        <w:t xml:space="preserve">    </w:t>
-      </w:r>
-      <w:r>
-        <w:rPr>
-          <w:rStyle w:val="OperatorTok"/>
-        </w:rPr>
-        <w:t xml:space="preserve">.</w:t>
-      </w:r>
-      <w:r>
-        <w:rPr>
-          <w:rStyle w:val="FunctionTok"/>
-        </w:rPr>
-        <w:t xml:space="preserve">EXAMPLE</w:t>
-      </w:r>
-      <w:r>
-        <w:br/>
-      </w:r>
-      <w:r>
-        <w:rPr>
-          <w:rStyle w:val="NormalTok"/>
-        </w:rPr>
-        <w:t xml:space="preserve">        Get-OneViewServerTarget </w:t>
-      </w:r>
-      <w:r>
-        <w:rPr>
-          <w:rStyle w:val="OperatorTok"/>
-        </w:rPr>
-        <w:t xml:space="preserve">-</w:t>
-      </w:r>
-      <w:r>
-        <w:rPr>
-          <w:rStyle w:val="NormalTok"/>
-        </w:rPr>
-        <w:t xml:space="preserve">OneViewHost </w:t>
-      </w:r>
-      <w:r>
-        <w:rPr>
-          <w:rStyle w:val="StringTok"/>
-        </w:rPr>
-        <w:t xml:space="preserve">'oneview.ad.example.com'</w:t>
-      </w:r>
-      <w:r>
-        <w:rPr>
-          <w:rStyle w:val="NormalTok"/>
-        </w:rPr>
-        <w:t xml:space="preserve"> </w:t>
-      </w:r>
-      <w:r>
-        <w:rPr>
-          <w:rStyle w:val="OperatorTok"/>
-        </w:rPr>
-        <w:t xml:space="preserve">-</w:t>
-      </w:r>
-      <w:r>
-        <w:rPr>
-          <w:rStyle w:val="NormalTok"/>
-        </w:rPr>
-        <w:t xml:space="preserve">ServerIdentifier </w:t>
-      </w:r>
-      <w:r>
-        <w:rPr>
-          <w:rStyle w:val="StringTok"/>
-        </w:rPr>
-        <w:t xml:space="preserve">'MXQ1234567'</w:t>
-      </w:r>
-      <w:r>
-        <w:rPr>
-          <w:rStyle w:val="NormalTok"/>
-        </w:rPr>
-        <w:t xml:space="preserve"> </w:t>
-      </w:r>
-      <w:r>
-        <w:rPr>
-          <w:rStyle w:val="OperatorTok"/>
-        </w:rPr>
-        <w:t xml:space="preserve">-</w:t>
-      </w:r>
-      <w:r>
-        <w:rPr>
-          <w:rStyle w:val="NormalTok"/>
-        </w:rPr>
-        <w:t xml:space="preserve">IdentifierType Serial</w:t>
+        <w:t xml:space="preserve">MXQ1234567</w:t>
+      </w:r>
+      <w:r>
+        <w:rPr>
+          <w:rStyle w:val="StringTok"/>
+        </w:rPr>
+        <w:t xml:space="preserve">' -IdentifierType Serial</w:t>
       </w:r>
     </w:p>
     <w:p>

--- a/docx/dynamic-code-docs/Get-OneViewServerTarget.docx
+++ b/docx/dynamic-code-docs/Get-OneViewServerTarget.docx
@@ -137,7 +137,7 @@
         <w:pStyle w:val="FirstParagraph"/>
       </w:pPr>
       <w:r>
-        <w:t xml:space="preserve">Sends a query against the OneView /rest/server-hardware endpoint and returns a normalized hashtable describing the server. Validates health (must be OK) and tolerates power state Off or On. Reports the server’s maintenance-mode state from the OneView</w:t>
+        <w:t xml:space="preserve">Sends a query against the OneView /rest/server-hardware endpoint and returns a normalized hashtable describing the server. Validates health (must be OK) and tolerates power state Off or On. Reports the server’s maintenance-mode state (Yes/No) in</w:t>
       </w:r>
       <w:r>
         <w:t xml:space="preserve"> </w:t>
@@ -146,43 +146,10 @@
         <w:rPr>
           <w:rStyle w:val="VerbatimChar"/>
         </w:rPr>
-        <w:t xml:space="preserve">maintenanceMode</w:t>
-      </w:r>
-      <w:r>
-        <w:t xml:space="preserve"> </w:t>
-      </w:r>
-      <w:r>
-        <w:t xml:space="preserve">property (</w:t>
-      </w:r>
-      <w:r>
-        <w:rPr>
-          <w:rStyle w:val="VerbatimChar"/>
-        </w:rPr>
-        <w:t xml:space="preserve">On</w:t>
-      </w:r>
-      <w:r>
-        <w:t xml:space="preserve">/</w:t>
-      </w:r>
-      <w:r>
-        <w:rPr>
-          <w:rStyle w:val="VerbatimChar"/>
-        </w:rPr>
-        <w:t xml:space="preserve">Off</w:t>
-      </w:r>
-      <w:r>
-        <w:t xml:space="preserve">), normalized to Yes/No in</w:t>
-      </w:r>
-      <w:r>
-        <w:t xml:space="preserve"> </w:t>
-      </w:r>
-      <w:r>
-        <w:rPr>
-          <w:rStyle w:val="VerbatimChar"/>
-        </w:rPr>
         <w:t xml:space="preserve">Details.maintenance_mode</w:t>
       </w:r>
       <w:r>
-        <w:t xml:space="preserve">, so an operator can see at a glance whether OneView has the server in maintenance mode. This is the same property used by Get-OneViewServerList. STRICT SINGLE-SERVER: this command must resolve to exactly one server. A query that matches more than one server is a hard failure (Success=$false) rather than a warning - it never silently picks the first match, because it underpins destructive operations (ISO attach/deploy, reboot, OS build). Connection to the appliance is handled by the shared Resolve-OneViewSession helper (prompts for the host/credentials when needed) and the session persists; this command never disconnects.</w:t>
+        <w:t xml:space="preserve">. The HPEOneView module’s Get-OVServer is the preferred source because the REST endpoints do not reliably expose maintenance state; the REST payload’s own maintenance fields are used as a fallback when the module is unavailable. STRICT SINGLE-SERVER: this command must resolve to exactly one server. A query that matches more than one server is a hard failure (Success=$false) rather than a warning - it never silently picks the first match, because it underpins destructive operations (ISO attach/deploy, reboot, OS build). Connection to the appliance is handled by the shared Resolve-OneViewSession helper (prompts for the host/credentials when needed) and the session persists; this command never disconnects.</w:t>
       </w:r>
     </w:p>
     <w:bookmarkEnd w:id="10"/>
@@ -957,34 +924,79 @@
         <w:rPr>
           <w:rStyle w:val="StringTok"/>
         </w:rPr>
-        <w:t xml:space="preserve">'s maintenance-mode state from the OneView `maintenanceMode`</w:t>
-      </w:r>
-      <w:r>
-        <w:br/>
-      </w:r>
-      <w:r>
-        <w:rPr>
-          <w:rStyle w:val="StringTok"/>
-        </w:rPr>
-        <w:t xml:space="preserve">        property (`On`/`Off`), normalized to Yes/No in `Details.maintenance_mode`,</w:t>
-      </w:r>
-      <w:r>
-        <w:br/>
-      </w:r>
-      <w:r>
-        <w:rPr>
-          <w:rStyle w:val="StringTok"/>
-        </w:rPr>
-        <w:t xml:space="preserve">        so an operator can see at a glance whether OneView has the server in</w:t>
-      </w:r>
-      <w:r>
-        <w:br/>
-      </w:r>
-      <w:r>
-        <w:rPr>
-          <w:rStyle w:val="StringTok"/>
-        </w:rPr>
-        <w:t xml:space="preserve">        maintenance mode. This is the same property used by Get-OneViewServerList.</w:t>
+        <w:t xml:space="preserve">'s maintenance-mode state (Yes/No) in</w:t>
+      </w:r>
+      <w:r>
+        <w:br/>
+      </w:r>
+      <w:r>
+        <w:rPr>
+          <w:rStyle w:val="StringTok"/>
+        </w:rPr>
+        <w:t xml:space="preserve">        `Details.maintenance_mode`. The HPEOneView module'</w:t>
+      </w:r>
+      <w:r>
+        <w:rPr>
+          <w:rStyle w:val="NormalTok"/>
+        </w:rPr>
+        <w:t xml:space="preserve">s Get-OVServer is the</w:t>
+      </w:r>
+      <w:r>
+        <w:br/>
+      </w:r>
+      <w:r>
+        <w:rPr>
+          <w:rStyle w:val="NormalTok"/>
+        </w:rPr>
+        <w:t xml:space="preserve">        preferred source because the REST endpoints </w:t>
+      </w:r>
+      <w:r>
+        <w:rPr>
+          <w:rStyle w:val="ControlFlowTok"/>
+        </w:rPr>
+        <w:t xml:space="preserve">do</w:t>
+      </w:r>
+      <w:r>
+        <w:rPr>
+          <w:rStyle w:val="NormalTok"/>
+        </w:rPr>
+        <w:t xml:space="preserve"> not reliably expose</w:t>
+      </w:r>
+      <w:r>
+        <w:br/>
+      </w:r>
+      <w:r>
+        <w:rPr>
+          <w:rStyle w:val="NormalTok"/>
+        </w:rPr>
+        <w:t xml:space="preserve">        maintenance state</w:t>
+      </w:r>
+      <w:r>
+        <w:rPr>
+          <w:rStyle w:val="OperatorTok"/>
+        </w:rPr>
+        <w:t xml:space="preserve">;</w:t>
+      </w:r>
+      <w:r>
+        <w:rPr>
+          <w:rStyle w:val="NormalTok"/>
+        </w:rPr>
+        <w:t xml:space="preserve"> the REST payload</w:t>
+      </w:r>
+      <w:r>
+        <w:rPr>
+          <w:rStyle w:val="StringTok"/>
+        </w:rPr>
+        <w:t xml:space="preserve">'s own maintenance fields are used as a</w:t>
+      </w:r>
+      <w:r>
+        <w:br/>
+      </w:r>
+      <w:r>
+        <w:rPr>
+          <w:rStyle w:val="StringTok"/>
+        </w:rPr>
+        <w:t xml:space="preserve">        fallback when the module is unavailable.</w:t>
       </w:r>
       <w:r>
         <w:br/>
